--- a/rapports/16_02_2026/BLONDIN/coh_EQ37_sup_021203040003.docx
+++ b/rapports/16_02_2026/BLONDIN/coh_EQ37_sup_021203040003.docx
@@ -25,7 +25,7 @@
         <w:br/>
         <w:t>Grappe: 021203040003</w:t>
         <w:br/>
-        <w:t>Date: 16/02/2026 a 12:41</w:t>
+        <w:t>Date: 16/02/2026 a 12:58</w:t>
       </w:r>
     </w:p>
     <w:p/>

--- a/rapports/16_02_2026/BLONDIN/coh_EQ37_sup_021203040003.docx
+++ b/rapports/16_02_2026/BLONDIN/coh_EQ37_sup_021203040003.docx
@@ -25,7 +25,7 @@
         <w:br/>
         <w:t>Grappe: 021203040003</w:t>
         <w:br/>
-        <w:t>Date: 16/02/2026 a 12:58</w:t>
+        <w:t>Date: 16/02/2026 a 13:05</w:t>
       </w:r>
     </w:p>
     <w:p/>
@@ -327,6 +327,38 @@
           </w:tcPr>
           <w:p>
             <w:r>
+              <w:t>Section0</w:t>
+            </w:r>
+          </w:p>
+        </w:tc>
+        <w:tc>
+          <w:tcPr>
+            <w:tcW w:type="dxa" w:w="3324"/>
+          </w:tcPr>
+          <w:p>
+            <w:r>
+              <w:t>Identification et renseignements de controle</w:t>
+            </w:r>
+          </w:p>
+        </w:tc>
+        <w:tc>
+          <w:tcPr>
+            <w:tcW w:type="dxa" w:w="3324"/>
+          </w:tcPr>
+          <w:p>
+            <w:r>
+              <w:t>10</w:t>
+            </w:r>
+          </w:p>
+        </w:tc>
+      </w:tr>
+      <w:tr>
+        <w:tc>
+          <w:tcPr>
+            <w:tcW w:type="dxa" w:w="3324"/>
+          </w:tcPr>
+          <w:p>
+            <w:r>
               <w:t>Section11</w:t>
             </w:r>
           </w:p>
@@ -391,38 +423,6 @@
           </w:tcPr>
           <w:p>
             <w:r>
-              <w:t>Section0</w:t>
-            </w:r>
-          </w:p>
-        </w:tc>
-        <w:tc>
-          <w:tcPr>
-            <w:tcW w:type="dxa" w:w="3324"/>
-          </w:tcPr>
-          <w:p>
-            <w:r>
-              <w:t>Identification et renseignements de controle</w:t>
-            </w:r>
-          </w:p>
-        </w:tc>
-        <w:tc>
-          <w:tcPr>
-            <w:tcW w:type="dxa" w:w="3324"/>
-          </w:tcPr>
-          <w:p>
-            <w:r>
-              <w:t>7</w:t>
-            </w:r>
-          </w:p>
-        </w:tc>
-      </w:tr>
-      <w:tr>
-        <w:tc>
-          <w:tcPr>
-            <w:tcW w:type="dxa" w:w="3324"/>
-          </w:tcPr>
-          <w:p>
-            <w:r>
               <w:t>Section12</w:t>
             </w:r>
           </w:p>
@@ -443,7 +443,7 @@
           </w:tcPr>
           <w:p>
             <w:r>
-              <w:t>7</w:t>
+              <w:t>8</w:t>
             </w:r>
           </w:p>
         </w:tc>
@@ -839,6 +839,27 @@
           <w:color w:val="4672C4"/>
           <w:sz w:val="22"/>
         </w:rPr>
+        <w:t>&gt;&gt; Section0 - Identification et renseignements de controle</w:t>
+      </w:r>
+    </w:p>
+    <w:p>
+      <w:pPr>
+        <w:ind w:left="283"/>
+      </w:pPr>
+      <w:r>
+        <w:rPr>
+          <w:sz w:val="20"/>
+        </w:rPr>
+        <w:t>- Vous avez declaré que le questionnaire est complètement fini mais le questionnaire est en statut partiel, prière de mettre le questionnaire en statut complet s'il est fini.</w:t>
+      </w:r>
+    </w:p>
+    <w:p>
+      <w:r>
+        <w:rPr>
+          <w:b/>
+          <w:color w:val="4672C4"/>
+          <w:sz w:val="22"/>
+        </w:rPr>
         <w:t>&gt;&gt; Section1 - Caracteristiques des membres</w:t>
       </w:r>
     </w:p>
@@ -1113,7 +1134,7 @@
         <w:rPr>
           <w:sz w:val="20"/>
         </w:rPr>
-        <w:t>- L'entreprise Soudeur métallique existe dit n'avoir pas fait la revente de marchandises achetées et revendues en état, aussi le montant obtenus sur la vente de produits transformés par l'entreprise  n'a reçu aucune somme sur les reventes (s10q46=0 &amp; s10q48=0 &amp; s10q50=0); alors s'agit-il de quelle entreprise ?</w:t>
+        <w:t>- L'entreprise Soudeur métallique existe dit n'avoir pas fait la revente de marchandises achetées et revendues en état, aussi le montant obtenus sur la vente de produits transformés par l'entreprise  n'a reçu aucune somme sur les reventes (s10q46=0 &amp; s10q48=0 &amp; s10q50=0); alors s'agit-il de quelle entreprise ? Le salaire qu'une personne de cette catégorie (10.62) a travaillé(e) dans cette entreprise Soudeur métallique est élevé ou faible. Prière de confirmer cette information avec le QG ou de corriger.</w:t>
       </w:r>
     </w:p>
     <w:p>
@@ -1135,6 +1156,29 @@
           <w:sz w:val="20"/>
         </w:rPr>
         <w:t>- Le montant (FCFA) du loyer mensuel payé pour un logement comme le votre dans ce village/quartier est trop élevé, Veuillez s'il vous plaît corriger cette information.</w:t>
+      </w:r>
+    </w:p>
+    <w:p>
+      <w:r>
+        <w:rPr>
+          <w:b/>
+          <w:color w:val="4672C4"/>
+          <w:sz w:val="22"/>
+        </w:rPr>
+        <w:t>&gt;&gt; Section12 - Actifs du menage</w:t>
+      </w:r>
+    </w:p>
+    <w:p>
+      <w:pPr>
+        <w:ind w:left="283"/>
+      </w:pPr>
+      <w:r>
+        <w:rPr>
+          <w:sz w:val="20"/>
+        </w:rPr>
+        <w:t xml:space="preserve">- Attention ! Antenne parabolique / décodeur a été achété à 18000 Fcfa est relativement élevé par rapport aux autres prix d'achat observés dans cette zone. Prière de corriger ou de confirmer avec le QG. </w:t>
+        <w:br/>
+        <w:t>- Attention ! Fer à repasser à charbon a été achété à 10000 Fcfa est relativement élevé par rapport aux autres prix d'achat observés dans cette zone. Prière de corriger ou de confirmer avec le QG.</w:t>
       </w:r>
     </w:p>
     <w:p>
@@ -1757,7 +1801,7 @@
         <w:rPr>
           <w:sz w:val="20"/>
         </w:rPr>
-        <w:t>- La dernière fois que vous avez acheté Feuilles de Fakoye (Feuille de corete) est table et semble exister dans les modalités, prière de prendre attache avec le QG pour plus d'explication afin de la classer bien. Attention ! Le prix unitaire d'achat (175 Fcfa) de Œufs frais en Pièce (taille unique) est relativement élevé par rapport aux autres prix observés dans cette zone. Prière de corriger ou de confirmer avec le QG. Attention ! Le prix unitaire d'achat (50 Fcfa) de Farine de blé locale ou importée en Sachets (Petit) est relativement faible par rapport aux autres prix observés dans cette zone. Prière de corriger ou de confirmer avec le QG. Attention ! Soupçons de quantité anormale! Le ménage de omar diedhiou avec une taille de 8 personnes a consommé 10 Tas en Moyen de Feuilles de  Haricot qui est relativement élevé comme consommation par rapport à la condition de vie des autres ménages de même taille dans cette zone. Prière de corriger ou de confirmer avec le QG. Avertissement!!! Le ménage a consommé 6 Paquet Petit de Thé en sachet, cette quantité semble anormale pour une consommation des 7 derniers jours.Prière de corriger ou de confirmer avec le QG. Avertissement!! le prix unitaire (100 Fcfa) de Thé en sachet (unité: Paquet) de taille Petit est très faible ou élevé. Prière de corriger ou de confirmer avec le QG. Incohérence!! Dans ce ménage, chaque individus consomme par jour 34.05375 Kg  de cereale; Prière de revoir les quantités prises de ces produits.</w:t>
+        <w:t>- La dernière fois que vous avez acheté Feuilles de Fakoye (Feuille de corete) est table et semble exister dans les modalités, prière de prendre attache avec le QG pour plus d'explication afin de la classer bien. Attention ! Le prix unitaire d'achat (175 Fcfa) de Œufs frais en Pièce (taille unique) est relativement élevé par rapport aux autres prix observés dans cette zone. Prière de corriger ou de confirmer avec le QG. Attention ! Le prix unitaire d'achat (25 Fcfa) de Piment séché en Sachets (Petit) est relativement faible par rapport aux autres prix observés dans cette zone. Prière de corriger ou de confirmer avec le QG. Attention ! Le prix unitaire d'achat (50 Fcfa) de Farine de blé locale ou importée en Sachets (Petit) est relativement faible par rapport aux autres prix observés dans cette zone. Prière de corriger ou de confirmer avec le QG. Attention ! Le prix unitaire d'achat (75 Fcfa) de Courge en Morceau (Portion) (Moyen) est relativement faible par rapport aux autres prix observés dans cette zone. Prière de corriger ou de confirmer avec le QG. Attention ! Soupçons de quantité anormale! Le ménage de omar diedhiou avec une taille de 8 personnes a consommé 10 Tas en Moyen de Feuilles de  Haricot qui est relativement élevé comme consommation par rapport à la condition de vie des autres ménages de même taille dans cette zone. Prière de corriger ou de confirmer avec le QG. Avertissement!!! Le ménage a consommé 6 Paquet Petit de Thé en sachet, cette quantité semble anormale pour une consommation des 7 derniers jours.Prière de corriger ou de confirmer avec le QG. Avertissement!! le prix unitaire (100 Fcfa) de Thé en sachet (unité: Paquet) de taille Petit est très faible ou élevé. Prière de corriger ou de confirmer avec le QG. Incohérence!! Dans ce ménage, chaque individus consomme par jour 54.96893 Kg  de cereale; Prière de revoir les quantités prises de ces produits.</w:t>
       </w:r>
     </w:p>
     <w:p>
@@ -1862,6 +1906,8 @@
         <w:rPr>
           <w:sz w:val="20"/>
         </w:rPr>
+        <w:t xml:space="preserve">- Attention ! Fer à repasser à charbon a été achété à 10000 Fcfa est relativement élevé par rapport aux autres prix d'achat observés dans cette zone. Prière de corriger ou de confirmer avec le QG. </w:t>
+        <w:br/>
         <w:t>- Avertissement!!! Le prix d'achat (15000) de l'article  Bonbonne de gaz est inférieur aux prix de revente (20000)  avec l'âge du bien atteignant 10 ans. Prière de vérifier ou confirmer avec l'enquêté et mettre les bonnes valeurs après verification, s'il le faut.</w:t>
       </w:r>
     </w:p>
@@ -2313,7 +2359,7 @@
         <w:rPr>
           <w:sz w:val="20"/>
         </w:rPr>
-        <w:t>- Il est obligatoire de prendre les coordonnées Gps avant d'administrer le questionnaire. Prière de prendre les coordonnées GPS.</w:t>
+        <w:t>- Vous avez declaré que le questionnaire est complètement fini mais le questionnaire est en statut partiel, prière de mettre le questionnaire en statut complet s'il est fini. Il est obligatoire de prendre les coordonnées Gps avant d'administrer le questionnaire. Prière de prendre les coordonnées GPS.</w:t>
       </w:r>
     </w:p>
     <w:p>
@@ -2444,7 +2490,7 @@
         <w:rPr>
           <w:sz w:val="20"/>
         </w:rPr>
-        <w:t>- Attention ! Le prix unitaire d'achat (100 Fcfa) de Beurre en Sachets industriel (Petit) est relativement élevé par rapport aux autres prix observés dans cette zone. Prière de corriger ou de confirmer avec le QG. Attention ! Le prix unitaire d'achat (1000 Fcfa) de Oignon frais en Kg (taille unique) est relativement élevé par rapport aux autres prix observés dans cette zone. Prière de corriger ou de confirmer avec le QG. Attention ! Le prix unitaire d'achat (1100 Fcfa) de Huile de soja  en Litre (taille unique) est relativement faible par rapport aux autres prix observés dans cette zone. Prière de corriger ou de confirmer avec le QG. Avertissement!!! Le ménage a consommé 14 Paquet Petit de Thé en sachet, cette quantité semble anormale pour une consommation des 7 derniers jours.Prière de corriger ou de confirmer avec le QG. Avertissement!! le prix unitaire (100 Fcfa) de Thé en sachet (unité: Paquet) de taille Petit est très faible ou élevé. Prière de corriger ou de confirmer avec le QG. Avertissement!!! Le ménage a consommé 14 Sachets Petit de Sucre en poudre , cette quantité semble anormale pour une consommation des 7 derniers jours.Prière de corriger ou de confirmer avec le QG.</w:t>
+        <w:t>- Attention ! Le prix unitaire d'achat (1000 Fcfa) de Oignon frais en Kg (taille unique) est relativement élevé par rapport aux autres prix observés dans cette zone. Prière de corriger ou de confirmer avec le QG. Attention ! Le prix unitaire d'achat (1100 Fcfa) de Huile de soja  en Litre (taille unique) est relativement faible par rapport aux autres prix observés dans cette zone. Prière de corriger ou de confirmer avec le QG. Avertissement!!! Le ménage a consommé 14 Paquet Petit de Thé en sachet, cette quantité semble anormale pour une consommation des 7 derniers jours.Prière de corriger ou de confirmer avec le QG. Avertissement!! le prix unitaire (100 Fcfa) de Thé en sachet (unité: Paquet) de taille Petit est très faible ou élevé. Prière de corriger ou de confirmer avec le QG. Avertissement!!! Le ménage a consommé 14 Sachets Petit de Sucre en poudre , cette quantité semble anormale pour une consommation des 7 derniers jours.Prière de corriger ou de confirmer avec le QG.</w:t>
       </w:r>
     </w:p>
     <w:p>
@@ -3012,7 +3058,7 @@
         <w:rPr>
           <w:sz w:val="20"/>
         </w:rPr>
-        <w:t>- La dernière fois que vous avez acheté Aubergine   est table et semble exister dans les modalités, prière de prendre attache avec le QG pour plus d'explication afin de la classer bien.  La dernière fois que vous avez acheté Aubergine sauvage  est table et semble exister dans les modalités, prière de prendre attache avec le QG pour plus d'explication afin de la classer bien.  La dernière fois que vous avez acheté Autre légumes frais n.d.a. est table et semble exister dans les modalités, prière de prendre attache avec le QG pour plus d'explication afin de la classer bien.  La dernière fois que vous avez acheté Carotte est table et semble exister dans les modalités, prière de prendre attache avec le QG pour plus d'explication afin de la classer bien.  La dernière fois que vous avez acheté Choux est table et semble exister dans les modalités, prière de prendre attache avec le QG pour plus d'explication afin de la classer bien.  La dernière fois que vous avez acheté Feuilles de  Haricot est table et semble exister dans les modalités, prière de prendre attache avec le QG pour plus d'explication afin de la classer bien.  La dernière fois que vous avez acheté Gombo frais est table et semble exister dans les modalités, prière de prendre attache avec le QG pour plus d'explication afin de la classer bien.  La dernière fois que vous avez acheté Patate douce est table et semble exister dans les modalités, prière de prendre attache avec le QG pour plus d'explication afin de la classer bien.  La dernière fois que vous avez acheté Poireau est table et semble exister dans les modalités, prière de prendre attache avec le QG pour plus d'explication afin de la classer bien.  La dernière fois que vous avez acheté Poivron frais est table et semble exister dans les modalités, prière de prendre attache avec le QG pour plus d'explication afin de la classer bien.  La dernière fois que vous avez acheté Tamarin noir est tablier et semble exister dans les modalités, prière de prendre attache avec le QG pour plus d'explication afin de la classer bien. Avertissement!!! Le ménage a consommé 3 Paquet Petit de Thé en sachet, cette quantité semble anormale pour une consommation des 7 derniers jours.Prière de corriger ou de confirmer avec le QG. Avertissement!! le prix unitaire (100 Fcfa) de Thé en sachet (unité: Paquet) de taille Petit est très faible ou élevé. Prière de corriger ou de confirmer avec le QG. Incohérence!! Dans ce ménage, chaque individus consomme par jour 74.88381 Kg  de cereale; Prière de revoir les quantités prises de ces produits. Incohérence!! Dans ce ménage, chaque individus consomme par jour 74.88381 Kg  de cereale; Prière de revoir les quantités prises de ces produits.</w:t>
+        <w:t>- La dernière fois que vous avez acheté Aubergine   est table et semble exister dans les modalités, prière de prendre attache avec le QG pour plus d'explication afin de la classer bien.  La dernière fois que vous avez acheté Aubergine sauvage  est table et semble exister dans les modalités, prière de prendre attache avec le QG pour plus d'explication afin de la classer bien.  La dernière fois que vous avez acheté Autre légumes frais n.d.a. est table et semble exister dans les modalités, prière de prendre attache avec le QG pour plus d'explication afin de la classer bien.  La dernière fois que vous avez acheté Carotte est table et semble exister dans les modalités, prière de prendre attache avec le QG pour plus d'explication afin de la classer bien.  La dernière fois que vous avez acheté Choux est table et semble exister dans les modalités, prière de prendre attache avec le QG pour plus d'explication afin de la classer bien.  La dernière fois que vous avez acheté Feuilles de  Haricot est table et semble exister dans les modalités, prière de prendre attache avec le QG pour plus d'explication afin de la classer bien.  La dernière fois que vous avez acheté Gombo frais est table et semble exister dans les modalités, prière de prendre attache avec le QG pour plus d'explication afin de la classer bien.  La dernière fois que vous avez acheté Patate douce est table et semble exister dans les modalités, prière de prendre attache avec le QG pour plus d'explication afin de la classer bien.  La dernière fois que vous avez acheté Poireau est table et semble exister dans les modalités, prière de prendre attache avec le QG pour plus d'explication afin de la classer bien.  La dernière fois que vous avez acheté Poivron frais est table et semble exister dans les modalités, prière de prendre attache avec le QG pour plus d'explication afin de la classer bien.  La dernière fois que vous avez acheté Tamarin noir est tablier et semble exister dans les modalités, prière de prendre attache avec le QG pour plus d'explication afin de la classer bien. Attention ! Le prix unitaire d'achat (25 Fcfa) de Piment séché en Sachets (Petit) est relativement faible par rapport aux autres prix observés dans cette zone. Prière de corriger ou de confirmer avec le QG. Attention ! Le prix unitaire d'achat (30 Fcfa) de Cube alimentaire (Maggi, Jumbo, ) en Pièce (Petit) est relativement faible par rapport aux autres prix observés dans cette zone. Prière de corriger ou de confirmer avec le QG. Avertissement!!! Le ménage a consommé 3 Paquet Petit de Thé en sachet, cette quantité semble anormale pour une consommation des 7 derniers jours.Prière de corriger ou de confirmer avec le QG. Avertissement!! le prix unitaire (100 Fcfa) de Thé en sachet (unité: Paquet) de taille Petit est très faible ou élevé. Prière de corriger ou de confirmer avec le QG. Incohérence!! Dans ce ménage, chaque individus consomme par jour 132.3771 Kg  de cereale; Prière de revoir les quantités prises de ces produits. Incohérence!! Dans ce ménage, chaque individus consomme par jour 132.3771 Kg  de cereale; Prière de revoir les quantités prises de ces produits.</w:t>
       </w:r>
     </w:p>
     <w:p>
@@ -3622,7 +3668,7 @@
         <w:rPr>
           <w:sz w:val="20"/>
         </w:rPr>
-        <w:t>- Attention ! Le prix unitaire d'achat (50 Fcfa) de Aubergine sauvage  en Pièce (Moyen) est relativement faible par rapport aux autres prix observés dans cette zone. Prière de corriger ou de confirmer avec le QG. Avertissement!!! Le ménage a consommé 3 Paquet Petit de Thé en sachet, cette quantité semble anormale pour une consommation des 7 derniers jours.Prière de corriger ou de confirmer avec le QG. Avertissement!! le prix unitaire (100 Fcfa) de Thé en sachet (unité: Paquet) de taille Petit est très faible ou élevé. Prière de corriger ou de confirmer avec le QG. Incohérence!! Dans ce ménage, chaque individus consomme par jour 28.41357 Kg  de cereale; Prière de revoir les quantités prises de ces produits. Incohérence!! Dans ce ménage, chaque individus consomme par jour 28.41357 Kg  de cereale; Prière de revoir les quantités prises de ces produits.</w:t>
+        <w:t>- Attention ! Le prix unitaire d'achat (100 Fcfa) de Piment séché en Sachets (Petit) est relativement élevé par rapport aux autres prix observés dans cette zone. Prière de corriger ou de confirmer avec le QG. Attention ! Le prix unitaire d'achat (50 Fcfa) de Aubergine sauvage  en Pièce (Moyen) est relativement faible par rapport aux autres prix observés dans cette zone. Prière de corriger ou de confirmer avec le QG. Attention ! Le prix unitaire d'achat (50 Fcfa) de Patate douce en Pièce (Moyen) est relativement faible par rapport aux autres prix observés dans cette zone. Prière de corriger ou de confirmer avec le QG. Avertissement!!! Le ménage a consommé 3 Paquet Petit de Thé en sachet, cette quantité semble anormale pour une consommation des 7 derniers jours.Prière de corriger ou de confirmer avec le QG. Avertissement!! le prix unitaire (100 Fcfa) de Thé en sachet (unité: Paquet) de taille Petit est très faible ou élevé. Prière de corriger ou de confirmer avec le QG. Incohérence!! Dans ce ménage, chaque individus consomme par jour 53.86661 Kg  de cereale; Prière de revoir les quantités prises de ces produits. Incohérence!! Dans ce ménage, chaque individus consomme par jour 53.86661 Kg  de cereale; Prière de revoir les quantités prises de ces produits.</w:t>
       </w:r>
     </w:p>
     <w:p>
@@ -4146,27 +4192,6 @@
           <w:color w:val="4672C4"/>
           <w:sz w:val="22"/>
         </w:rPr>
-        <w:t>&gt;&gt; Section0 - Identification et renseignements de controle</w:t>
-      </w:r>
-    </w:p>
-    <w:p>
-      <w:pPr>
-        <w:ind w:left="283"/>
-      </w:pPr>
-      <w:r>
-        <w:rPr>
-          <w:sz w:val="20"/>
-        </w:rPr>
-        <w:t>- Le questionnaire semble ne pas être complètement fini mais le questionnaire est en statut complet, prière de compléter le questionnaire.</w:t>
-      </w:r>
-    </w:p>
-    <w:p>
-      <w:r>
-        <w:rPr>
-          <w:b/>
-          <w:color w:val="4672C4"/>
-          <w:sz w:val="22"/>
-        </w:rPr>
         <w:t>&gt;&gt; Section1 - Caracteristiques des membres</w:t>
       </w:r>
     </w:p>
@@ -4199,7 +4224,7 @@
         <w:rPr>
           <w:sz w:val="20"/>
         </w:rPr>
-        <w:t xml:space="preserve">- Peu probable! aissatou sane  n'arrive pas  à comprendre un petit texte lu dans une langue locale (s02q03). Veuillez corriger ou donner des explications au QG. </w:t>
+        <w:t xml:space="preserve">- Peu probable! aissatou sane  n'arrive pas  à comprendre un petit texte lu dans une langue locale (s02q03). Veuillez corriger ou donner des explications au QG. Attention ! Le frais de scolarité (2000 Fcfa) de aissatou sane en 2ème année de Primaire est relativement élevé par rapport aux autres frais de scolarités observés dans cette zone. Prière de corriger ou de confirmer avec le QG. </w:t>
         <w:br/>
         <w:t xml:space="preserve">- Peu probable! aliou badji  n'arrive pas  à comprendre un petit texte lu dans une langue locale (s02q03). Veuillez corriger ou donner des explications au QG. Peu probable! aliou badji  ne sait ni lire, ni écrire, ni comprendre dans aucune des langues  (s02q01,s02q02,s02q03). Veuillez corriger ou donner des explications au QG.  Incohérence ! le montant payé de aliou badji pour les frais de scolarité est très faible. veuillez, s'il vous plait, confirmer ces informations avec le QG ou apporter les corrections nécessaires. Le montant des frais pour les cahiers et autres matériels scolaires pour l'année scolaire de aliou badji est faible ou élevé, veuillez, s'il vous plait, confirmer ces informations avec le QG ou apporter les corrections nécessaires. Dans les milieux ruraux les frais d'uniformes de aliou badji sont peut-être obligatoire et sont payés aussi dans les écoles privés, prière de verifier pour corriger ou confirmer avec le QG. </w:t>
         <w:br/>
@@ -4305,7 +4330,7 @@
         <w:rPr>
           <w:sz w:val="20"/>
         </w:rPr>
-        <w:t>- Attention ! Le prix unitaire d'achat (100 Fcfa) de Piment frais en Pièce (Petit) est relativement élevé par rapport aux autres prix observés dans cette zone. Prière de corriger ou de confirmer avec le QG. Attention ! Le prix unitaire d'achat (50 Fcfa) de Piment séché en Sachets industriel (Tres petit) est relativement élevé par rapport aux autres prix observés dans cette zone. Prière de corriger ou de confirmer avec le QG. Attention ! Le prix unitaire d'achat (50 Fcfa) de Poivron frais en Pièce (Petit) est relativement faible par rapport aux autres prix observés dans cette zone. Prière de corriger ou de confirmer avec le QG. Attention ! Le prix unitaire d'achat (800 Fcfa) de Oignon frais en Kg (taille unique) est relativement élevé par rapport aux autres prix observés dans cette zone. Prière de corriger ou de confirmer avec le QG. Avertissement!!! Le ménage a consommé 14 Paquet Petit de Thé en sachet, cette quantité semble anormale pour une consommation des 7 derniers jours.Prière de corriger ou de confirmer avec le QG. Avertissement!! le prix unitaire (100 Fcfa) de Thé en sachet (unité: Paquet) de taille Petit est très faible ou élevé. Prière de corriger ou de confirmer avec le QG.</w:t>
+        <w:t>- Attention ! Le prix unitaire d'achat (100 Fcfa) de Aubergine sauvage  en Pièce (Petit) est relativement élevé par rapport aux autres prix observés dans cette zone. Prière de corriger ou de confirmer avec le QG. Attention ! Le prix unitaire d'achat (100 Fcfa) de Poireau en Tas (Tres petit) est relativement élevé par rapport aux autres prix observés dans cette zone. Prière de corriger ou de confirmer avec le QG. Attention ! Le prix unitaire d'achat (2000 Fcfa) de Mâchoiron Frais en Kg (taille unique) est relativement élevé par rapport aux autres prix observés dans cette zone. Prière de corriger ou de confirmer avec le QG. Attention ! Le prix unitaire d'achat (50 Fcfa) de Piment séché en Sachets industriel (Tres petit) est relativement élevé par rapport aux autres prix observés dans cette zone. Prière de corriger ou de confirmer avec le QG. Attention ! Le prix unitaire d'achat (50 Fcfa) de Poivron frais en Pièce (Petit) est relativement faible par rapport aux autres prix observés dans cette zone. Prière de corriger ou de confirmer avec le QG. Attention ! Le prix unitaire d'achat (800 Fcfa) de Oignon frais en Kg (taille unique) est relativement élevé par rapport aux autres prix observés dans cette zone. Prière de corriger ou de confirmer avec le QG. Avertissement!!! Le ménage a consommé 14 Paquet Petit de Thé en sachet, cette quantité semble anormale pour une consommation des 7 derniers jours.Prière de corriger ou de confirmer avec le QG. Avertissement!! le prix unitaire (100 Fcfa) de Thé en sachet (unité: Paquet) de taille Petit est très faible ou élevé. Prière de corriger ou de confirmer avec le QG.</w:t>
       </w:r>
     </w:p>
     <w:p>
@@ -4739,6 +4764,27 @@
           <w:color w:val="4672C4"/>
           <w:sz w:val="22"/>
         </w:rPr>
+        <w:t>&gt;&gt; Section0 - Identification et renseignements de controle</w:t>
+      </w:r>
+    </w:p>
+    <w:p>
+      <w:pPr>
+        <w:ind w:left="283"/>
+      </w:pPr>
+      <w:r>
+        <w:rPr>
+          <w:sz w:val="20"/>
+        </w:rPr>
+        <w:t>- Vous avez declaré que le questionnaire est complètement fini mais le questionnaire est en statut partiel, prière de mettre le questionnaire en statut complet s'il est fini.</w:t>
+      </w:r>
+    </w:p>
+    <w:p>
+      <w:r>
+        <w:rPr>
+          <w:b/>
+          <w:color w:val="4672C4"/>
+          <w:sz w:val="22"/>
+        </w:rPr>
         <w:t>&gt;&gt; Section2 - Education</w:t>
       </w:r>
     </w:p>
@@ -4815,7 +4861,7 @@
         <w:rPr>
           <w:sz w:val="20"/>
         </w:rPr>
-        <w:t>- Attention ! Le prix unitaire d'achat (100 Fcfa) de Poivre en Sachets (Petit) est relativement élevé par rapport aux autres prix observés dans cette zone. Prière de corriger ou de confirmer avec le QG. Attention ! Le prix unitaire d'achat (166.6667 Fcfa) de Aubergine   en Pièce (Moyen) est relativement élevé par rapport aux autres prix observés dans cette zone. Prière de corriger ou de confirmer avec le QG. Attention ! Le prix unitaire d'achat (300 Fcfa) de Gombo frais en Tas (Petit) est relativement élevé par rapport aux autres prix observés dans cette zone. Prière de corriger ou de confirmer avec le QG. Le prix d'achat unitaire (200 Fcfa) de Oignon frais en Kg de taille  taille unique  est très faible, prière de regarder les reponses prises dans les questions s07bq07a s07bq07b s07bq07c s07bq08 pour mieux corriger. Attention ! Le prix unitaire d'achat (200 Fcfa) de Oignon frais en Kg (taille unique) est relativement faible par rapport aux autres prix observés dans cette zone. Prière de corriger ou de confirmer avec le QG.</w:t>
+        <w:t>- Attention ! Le prix unitaire d'achat (100 Fcfa) de Piment séché en Sachets (Petit) est relativement élevé par rapport aux autres prix observés dans cette zone. Prière de corriger ou de confirmer avec le QG. Attention ! Le prix unitaire d'achat (100 Fcfa) de Poivre en Sachets (Petit) est relativement élevé par rapport aux autres prix observés dans cette zone. Prière de corriger ou de confirmer avec le QG. Attention ! Le prix unitaire d'achat (166.6667 Fcfa) de Aubergine   en Pièce (Moyen) est relativement élevé par rapport aux autres prix observés dans cette zone. Prière de corriger ou de confirmer avec le QG. Attention ! Le prix unitaire d'achat (300 Fcfa) de Gombo frais en Tas (Petit) est relativement élevé par rapport aux autres prix observés dans cette zone. Prière de corriger ou de confirmer avec le QG. Attention ! Le prix unitaire d'achat (50 Fcfa) de Sel en Sachets (Petit) est relativement faible par rapport aux autres prix observés dans cette zone. Prière de corriger ou de confirmer avec le QG. Attention ! Le prix unitaire d'achat (5000 Fcfa) de Chocolat pâte à tartiner en Pot (Moyen) est relativement élevé par rapport aux autres prix observés dans cette zone. Prière de corriger ou de confirmer avec le QG. Le prix d'achat unitaire (200 Fcfa) de Oignon frais en Kg de taille  taille unique  est très faible, prière de regarder les reponses prises dans les questions s07bq07a s07bq07b s07bq07c s07bq08 pour mieux corriger. Attention ! Le prix unitaire d'achat (200 Fcfa) de Oignon frais en Kg (taille unique) est relativement faible par rapport aux autres prix observés dans cette zone. Prière de corriger ou de confirmer avec le QG.</w:t>
       </w:r>
     </w:p>
     <w:p>
@@ -5298,7 +5344,7 @@
         <w:rPr>
           <w:sz w:val="20"/>
         </w:rPr>
-        <w:t>- La dernière fois que vous avez acheté Carotte est tablier et semble exister dans les modalités, prière de prendre attache avec le QG pour plus d'explication afin de la classer bien.  La dernière fois que vous avez acheté Citron est voisin et semble exister dans les modalités, prière de prendre attache avec le QG pour plus d'explication afin de la classer bien.  La dernière fois que vous avez acheté Courge est voisin et semble exister dans les modalités, prière de prendre attache avec le QG pour plus d'explication afin de la classer bien.  La dernière fois que vous avez acheté Feuilles de  Haricot est tablier et semble exister dans les modalités, prière de prendre attache avec le QG pour plus d'explication afin de la classer bien.  La dernière fois que vous avez acheté Manioc en tubercules est tablier et semble exister dans les modalités, prière de prendre attache avec le QG pour plus d'explication afin de la classer bien.  La dernière fois que vous avez acheté Mâchoiron séchée (Kon) est tablier et semble exister dans les modalités, prière de prendre attache avec le QG pour plus d'explication afin de la classer bien.  La dernière fois que vous avez acheté Oignon frais est tablier et semble exister dans les modalités, prière de prendre attache avec le QG pour plus d'explication afin de la classer bien.  La dernière fois que vous avez acheté Piment frais est tablier et semble exister dans les modalités, prière de prendre attache avec le QG pour plus d'explication afin de la classer bien.  La dernière fois que vous avez acheté Poireau est tablier et semble exister dans les modalités, prière de prendre attache avec le QG pour plus d'explication afin de la classer bien.  La dernière fois que vous avez acheté Poisson de mer séché (yayeboye) est tablier et semble exister dans les modalités, prière de prendre attache avec le QG pour plus d'explication afin de la classer bien.  La dernière fois que vous avez acheté Poivron frais est tablier et semble exister dans les modalités, prière de prendre attache avec le QG pour plus d'explication afin de la classer bien.  La dernière fois que vous avez acheté Sucre en morceaux est la maman est diabetique et la fille ne cosomme pas de sucre et semble exister dans les modalités, prière de prendre attache avec le QG pour plus d'explication afin de la classer bien.  La dernière fois que vous avez acheté Tomate fraîche est tablier et semble exister dans les modalités, prière de prendre attache avec le QG pour plus d'explication afin de la classer bien. Attention ! Le prix unitaire d'achat (50 Fcfa) de Gombo frais en Pièce (Moyen) est relativement faible par rapport aux autres prix observés dans cette zone. Prière de corriger ou de confirmer avec le QG.  La dernière fois que vous avez acheté Gombo frais est tablier et semble exister dans les modalités, prière de prendre attache avec le QG pour plus d'explication afin de la classer bien. Attention ! Le prix unitaire d'achat (75 Fcfa) de Aubergine sauvage  en Pièce (Moyen) est relativement faible par rapport aux autres prix observés dans cette zone. Prière de corriger ou de confirmer avec le QG.  La dernière fois que vous avez acheté Aubergine sauvage  est tablier et semble exister dans les modalités, prière de prendre attache avec le QG pour plus d'explication afin de la classer bien. Avertissement!!! Le ménage a consommé 2 Paquet Petit de Thé en sachet, cette quantité semble anormale pour une consommation des 7 derniers jours.Prière de corriger ou de confirmer avec le QG. Avertissement!! le prix unitaire (100 Fcfa) de Thé en sachet (unité: Paquet) de taille Petit est très faible ou élevé. Prière de corriger ou de confirmer avec le QG. Incohérence!! Dans ce ménage, chaque individus consomme par jour 132.3657 Kg  de cereale; Prière de revoir les quantités prises de ces produits.</w:t>
+        <w:t>- La dernière fois que vous avez acheté Carotte est tablier et semble exister dans les modalités, prière de prendre attache avec le QG pour plus d'explication afin de la classer bien.  La dernière fois que vous avez acheté Citron est voisin et semble exister dans les modalités, prière de prendre attache avec le QG pour plus d'explication afin de la classer bien.  La dernière fois que vous avez acheté Courge est voisin et semble exister dans les modalités, prière de prendre attache avec le QG pour plus d'explication afin de la classer bien.  La dernière fois que vous avez acheté Feuilles de  Haricot est tablier et semble exister dans les modalités, prière de prendre attache avec le QG pour plus d'explication afin de la classer bien.  La dernière fois que vous avez acheté Manioc en tubercules est tablier et semble exister dans les modalités, prière de prendre attache avec le QG pour plus d'explication afin de la classer bien.  La dernière fois que vous avez acheté Mâchoiron séchée (Kon) est tablier et semble exister dans les modalités, prière de prendre attache avec le QG pour plus d'explication afin de la classer bien.  La dernière fois que vous avez acheté Oignon frais est tablier et semble exister dans les modalités, prière de prendre attache avec le QG pour plus d'explication afin de la classer bien.  La dernière fois que vous avez acheté Piment frais est tablier et semble exister dans les modalités, prière de prendre attache avec le QG pour plus d'explication afin de la classer bien.  La dernière fois que vous avez acheté Poireau est tablier et semble exister dans les modalités, prière de prendre attache avec le QG pour plus d'explication afin de la classer bien.  La dernière fois que vous avez acheté Poisson de mer séché (yayeboye) est tablier et semble exister dans les modalités, prière de prendre attache avec le QG pour plus d'explication afin de la classer bien.  La dernière fois que vous avez acheté Poivron frais est tablier et semble exister dans les modalités, prière de prendre attache avec le QG pour plus d'explication afin de la classer bien.  La dernière fois que vous avez acheté Sucre en morceaux est la maman est diabetique et la fille ne cosomme pas de sucre et semble exister dans les modalités, prière de prendre attache avec le QG pour plus d'explication afin de la classer bien.  La dernière fois que vous avez acheté Tomate fraîche est tablier et semble exister dans les modalités, prière de prendre attache avec le QG pour plus d'explication afin de la classer bien. Attention ! Le prix unitaire d'achat (50 Fcfa) de Gombo frais en Pièce (Moyen) est relativement faible par rapport aux autres prix observés dans cette zone. Prière de corriger ou de confirmer avec le QG.  La dernière fois que vous avez acheté Gombo frais est tablier et semble exister dans les modalités, prière de prendre attache avec le QG pour plus d'explication afin de la classer bien. Attention ! Le prix unitaire d'achat (75 Fcfa) de Aubergine sauvage  en Pièce (Moyen) est relativement faible par rapport aux autres prix observés dans cette zone. Prière de corriger ou de confirmer avec le QG.  La dernière fois que vous avez acheté Aubergine sauvage  est tablier et semble exister dans les modalités, prière de prendre attache avec le QG pour plus d'explication afin de la classer bien. Avertissement!!! Le ménage a consommé 2 Paquet Petit de Thé en sachet, cette quantité semble anormale pour une consommation des 7 derniers jours.Prière de corriger ou de confirmer avec le QG. Avertissement!! le prix unitaire (100 Fcfa) de Thé en sachet (unité: Paquet) de taille Petit est très faible ou élevé. Prière de corriger ou de confirmer avec le QG. Incohérence!! Dans ce ménage, chaque individus consomme par jour 228.9907 Kg  de cereale; Prière de revoir les quantités prises de ces produits.</w:t>
       </w:r>
     </w:p>
     <w:p>
@@ -5382,6 +5428,8 @@
         <w:rPr>
           <w:sz w:val="20"/>
         </w:rPr>
+        <w:t xml:space="preserve">- Attention ! Fer à repasser à charbon a été achété à 10000 Fcfa est relativement élevé par rapport aux autres prix d'achat observés dans cette zone. Prière de corriger ou de confirmer avec le QG. </w:t>
+        <w:br/>
         <w:t>- Avertissement!!! Le prix d'achat (45000) de l'article  Téléphone portable est inférieur aux prix de revente (46000)  avec l'âge du bien atteignant 2 ans. Prière de vérifier ou confirmer avec l'enquêté et mettre les bonnes valeurs après verification, s'il le faut.</w:t>
       </w:r>
     </w:p>
@@ -5760,7 +5808,7 @@
         <w:rPr>
           <w:sz w:val="20"/>
         </w:rPr>
-        <w:t>- Le questionnaire semble ne pas être complètement fini mais le questionnaire est en statut complet, prière de compléter le questionnaire.</w:t>
+        <w:t>- Vous avez declaré que le questionnaire est complètement fini mais le questionnaire est en statut partiel, prière de mettre le questionnaire en statut complet s'il est fini.</w:t>
       </w:r>
     </w:p>
     <w:p>
@@ -5858,7 +5906,7 @@
         <w:rPr>
           <w:sz w:val="20"/>
         </w:rPr>
-        <w:t>- La dernière fois que vous avez acheté Lait frais de vache est chez le voisin et semble exister dans les modalités, prière de prendre attache avec le QG pour plus d'explication afin de la classer bien. Attention ! Le prix unitaire d'achat (25 Fcfa) de Piment frais en Pièce (Petit) est relativement faible par rapport aux autres prix observés dans cette zone. Prière de corriger ou de confirmer avec le QG. Avertissement!!! Le ménage a consommé 14 Paquet Petit de Thé en sachet, cette quantité semble anormale pour une consommation des 7 derniers jours.Prière de corriger ou de confirmer avec le QG. Avertissement!! le prix unitaire (100 Fcfa) de Thé en sachet (unité: Paquet) de taille Petit est très faible ou élevé. Prière de corriger ou de confirmer avec le QG. Avertissement!!! Le ménage a consommé 21 Cuillère Petit de Chocolat pâte à tartiner, cette quantité semble anormale pour une consommation des 7 derniers jours.Prière de corriger ou de confirmer avec le QG. Avertissement!!! Le ménage a consommé 28 Pièce Petit de Caramel, bonbons, confiseries, etc., cette quantité semble anormale pour une consommation des 7 derniers jours.Prière de corriger ou de confirmer avec le QG.</w:t>
+        <w:t>- La dernière fois que vous avez acheté Lait frais de vache est chez le voisin et semble exister dans les modalités, prière de prendre attache avec le QG pour plus d'explication afin de la classer bien. Attention ! Le prix unitaire d'achat (100 Fcfa) de Aubergine sauvage  en Pièce (Petit) est relativement élevé par rapport aux autres prix observés dans cette zone. Prière de corriger ou de confirmer avec le QG. Attention ! Le prix unitaire d'achat (2000 Fcfa) de Mâchoiron Frais en Kg (taille unique) est relativement élevé par rapport aux autres prix observés dans cette zone. Prière de corriger ou de confirmer avec le QG. Avertissement!!! Le ménage a consommé 14 Paquet Petit de Thé en sachet, cette quantité semble anormale pour une consommation des 7 derniers jours.Prière de corriger ou de confirmer avec le QG. Avertissement!! le prix unitaire (100 Fcfa) de Thé en sachet (unité: Paquet) de taille Petit est très faible ou élevé. Prière de corriger ou de confirmer avec le QG. Attention ! Soupçons de quantité anormale! Le ménage de KABIATOU DIALLO avec une taille de 9 personnes a consommé 14 Paquet en Petit de Thé en sachet qui est relativement élevé comme consommation par rapport à la condition de vie des autres ménages de même taille dans cette zone. Prière de corriger ou de confirmer avec le QG. Avertissement!!! Le ménage a consommé 21 Cuillère Petit de Chocolat pâte à tartiner, cette quantité semble anormale pour une consommation des 7 derniers jours.Prière de corriger ou de confirmer avec le QG. Avertissement!!! Le ménage a consommé 28 Pièce Petit de Caramel, bonbons, confiseries, etc., cette quantité semble anormale pour une consommation des 7 derniers jours.Prière de corriger ou de confirmer avec le QG.</w:t>
       </w:r>
     </w:p>
     <w:p>
@@ -5942,7 +5990,9 @@
         <w:rPr>
           <w:sz w:val="20"/>
         </w:rPr>
-        <w:t>- Attention ! Ventilateur sur pied a été revendu à 35000 Fcfa qui est relativement élevé par rapport aux autres prix de revente observés dans cette zone. Prière de corriger ou de confirmer avec le QG.</w:t>
+        <w:t xml:space="preserve">- Attention ! Appareil TV a été revendu à 150000 Fcfa qui est relativement élevé par rapport aux autres prix de revente observés dans cette zone. Prière de corriger ou de confirmer avec le QG. </w:t>
+        <w:br/>
+        <w:t>- Attention ! Ventilateur sur pied a été achété à 35000 Fcfa est relativement élevé par rapport aux autres prix d'achat observés dans cette zone. Prière de corriger ou de confirmer avec le QG. Attention ! Ventilateur sur pied a été revendu à 35000 Fcfa qui est relativement élevé par rapport aux autres prix de revente observés dans cette zone. Prière de corriger ou de confirmer avec le QG.</w:t>
       </w:r>
     </w:p>
     <w:p>
@@ -6452,7 +6502,7 @@
         <w:rPr>
           <w:sz w:val="20"/>
         </w:rPr>
-        <w:t>- Attention ! Le prix unitaire d'achat (300 Fcfa) de Banane douce en Tas (Moyen) est relativement faible par rapport aux autres prix observés dans cette zone. Prière de corriger ou de confirmer avec le QG. Incohérence!! Dans ce ménage, chaque individus consomme par jour .8333333 Kg  de cereale; Prière de revoir les quantités prises de ces produits. Incohérence!! Dans ce ménage, chaque individus consomme par jour .8333333 Kg  de cereale; Prière de revoir les quantités prises de ces produits. Incohérence!! Dans ce ménage, chaque individus consomme par jour .8333333 Kg  de cereale; Prière de revoir les quantités prises de ces produits.</w:t>
+        <w:t>- Incohérence!! Dans ce ménage, chaque individus consomme par jour .8333333 Kg  de cereale; Prière de revoir les quantités prises de ces produits. Incohérence!! Dans ce ménage, chaque individus consomme par jour .8333333 Kg  de cereale; Prière de revoir les quantités prises de ces produits. Incohérence!! Dans ce ménage, chaque individus consomme par jour .8333333 Kg  de cereale; Prière de revoir les quantités prises de ces produits.</w:t>
       </w:r>
     </w:p>
     <w:p>
@@ -6882,6 +6932,27 @@
           <w:color w:val="4672C4"/>
           <w:sz w:val="22"/>
         </w:rPr>
+        <w:t>&gt;&gt; Section0 - Identification et renseignements de controle</w:t>
+      </w:r>
+    </w:p>
+    <w:p>
+      <w:pPr>
+        <w:ind w:left="283"/>
+      </w:pPr>
+      <w:r>
+        <w:rPr>
+          <w:sz w:val="20"/>
+        </w:rPr>
+        <w:t>- Vous avez declaré que le questionnaire est complètement fini mais le questionnaire est en statut partiel, prière de mettre le questionnaire en statut complet s'il est fini.</w:t>
+      </w:r>
+    </w:p>
+    <w:p>
+      <w:r>
+        <w:rPr>
+          <w:b/>
+          <w:color w:val="4672C4"/>
+          <w:sz w:val="22"/>
+        </w:rPr>
         <w:t>&gt;&gt; Section1 - Caracteristiques des membres</w:t>
       </w:r>
     </w:p>
@@ -7451,6 +7522,27 @@
           <w:color w:val="4672C4"/>
           <w:sz w:val="22"/>
         </w:rPr>
+        <w:t>&gt;&gt; Section0 - Identification et renseignements de controle</w:t>
+      </w:r>
+    </w:p>
+    <w:p>
+      <w:pPr>
+        <w:ind w:left="283"/>
+      </w:pPr>
+      <w:r>
+        <w:rPr>
+          <w:sz w:val="20"/>
+        </w:rPr>
+        <w:t>- Vous avez declaré que le questionnaire est complètement fini mais le questionnaire est en statut partiel, prière de mettre le questionnaire en statut complet s'il est fini.</w:t>
+      </w:r>
+    </w:p>
+    <w:p>
+      <w:r>
+        <w:rPr>
+          <w:b/>
+          <w:color w:val="4672C4"/>
+          <w:sz w:val="22"/>
+        </w:rPr>
         <w:t>&gt;&gt; Section1 - Caracteristiques des membres</w:t>
       </w:r>
     </w:p>
@@ -7503,7 +7595,7 @@
         <w:br/>
         <w:t xml:space="preserve">- Peu probable! Mariama Sibo Coly  n'arrive pas  à comprendre un petit texte lu dans une langue locale (s02q03). Veuillez corriger ou donner des explications au QG. Attention ! Le frais de scolarité (5000 Fcfa) de Mariama Sibo Coly en 4ème année de Secondaire 1 (Moyen) Général est relativement élevé par rapport aux autres frais de scolarités observés dans cette zone. Prière de corriger ou de confirmer avec le QG. </w:t>
         <w:br/>
-        <w:t xml:space="preserve">- Peu probable! Moustapha Mathieu Coly  n'arrive pas  à comprendre un petit texte lu dans une langue locale (s02q03). Veuillez corriger ou donner des explications au QG. </w:t>
+        <w:t xml:space="preserve">- Peu probable! Moustapha Mathieu Coly  n'arrive pas  à comprendre un petit texte lu dans une langue locale (s02q03). Veuillez corriger ou donner des explications au QG. Attention ! Le frais de scolarité (5000 Fcfa) de Moustapha Mathieu Coly en 3ème année de Secondaire 1 (Moyen) Général est relativement élevé par rapport aux autres frais de scolarités observés dans cette zone. Prière de corriger ou de confirmer avec le QG. </w:t>
         <w:br/>
         <w:t>- Peu probable! Rokiatou Coly  n'arrive pas  à comprendre un petit texte lu dans une langue locale (s02q03). Veuillez corriger ou donner des explications au QG. Attention ! Le frais de scolarité (2500 Fcfa) de Rokiatou Coly en 4ème année de Primaire est relativement élevé par rapport aux autres frais de scolarités observés dans cette zone. Prière de corriger ou de confirmer avec le QG.</w:t>
       </w:r>
@@ -7568,7 +7660,7 @@
         <w:rPr>
           <w:sz w:val="20"/>
         </w:rPr>
-        <w:t>- Attention ! Le prix unitaire d'achat (1000 Fcfa) de Moutarde en Pot (Petit) est relativement élevé par rapport aux autres prix observés dans cette zone. Prière de corriger ou de confirmer avec le QG. Attention ! Le prix unitaire d'achat (1200 Fcfa) de Lait en poudre en Kg (taille unique) est relativement faible par rapport aux autres prix observés dans cette zone. Prière de corriger ou de confirmer avec le QG. Attention ! Le prix unitaire d'achat (200 Fcfa) de Poireau en Tas (Moyen) est relativement élevé par rapport aux autres prix observés dans cette zone. Prière de corriger ou de confirmer avec le QG. Attention ! Le prix unitaire d'achat (250 Fcfa) de Piment séché en Sachets (Petit) est relativement élevé par rapport aux autres prix observés dans cette zone. Prière de corriger ou de confirmer avec le QG. Attention ! Le prix unitaire d'achat (500 Fcfa) de Sucre en poudre  en Kg (taille unique) est relativement faible par rapport aux autres prix observés dans cette zone. Prière de corriger ou de confirmer avec le QG. Attention ! Le prix unitaire d'achat (600 Fcfa) de Pâte d'arachide en Sachets (Moyen) est relativement élevé par rapport aux autres prix observés dans cette zone. Prière de corriger ou de confirmer avec le QG. Avertissement!!! Le ménage a consommé 14 Pièce Grand de Sucre en morceaux, cette quantité semble anormale pour une consommation des 7 derniers jours.Prière de corriger ou de confirmer avec le QG. Avertissement!!! Le ménage a consommé 7 Paquet Petit de Thé en sachet, cette quantité semble anormale pour une consommation des 7 derniers jours.Prière de corriger ou de confirmer avec le QG. Avertissement!! le prix unitaire (125 Fcfa) de Thé en sachet (unité: Paquet) de taille Petit est très faible ou élevé. Prière de corriger ou de confirmer avec le QG. Attention ! Le prix unitaire d'achat (125 Fcfa) de Thé en sachet en Paquet (Petit) est relativement élevé par rapport aux autres prix observés dans cette zone. Prière de corriger ou de confirmer avec le QG. Difficile de consommer le Sel en Boite (Autre que la boite/pot de tomate) Tres petit prière de verifier. Le prix d'achat unitaire (60000 Fcfa) de Mil en Sac (50 Kg) de taille taille unique semble élevé, prière de regarder les reponses prises dans les questions s07bq07a s07bq07b s07bq07c s07bq08 pour mieux corriger.</w:t>
+        <w:t>- Attention ! Le prix unitaire d'achat (1200 Fcfa) de Beurre en Pot (Petit) est relativement faible par rapport aux autres prix observés dans cette zone. Prière de corriger ou de confirmer avec le QG. Attention ! Le prix unitaire d'achat (200 Fcfa) de Poireau en Tas (Moyen) est relativement élevé par rapport aux autres prix observés dans cette zone. Prière de corriger ou de confirmer avec le QG. Attention ! Le prix unitaire d'achat (250 Fcfa) de Piment séché en Sachets (Petit) est relativement élevé par rapport aux autres prix observés dans cette zone. Prière de corriger ou de confirmer avec le QG. Attention ! Le prix unitaire d'achat (2500 Fcfa) de Poisson frais type 11 en Kg (taille unique) est relativement élevé par rapport aux autres prix observés dans cette zone. Prière de corriger ou de confirmer avec le QG. Attention ! Le prix unitaire d'achat (500 Fcfa) de Sucre en poudre  en Kg (taille unique) est relativement faible par rapport aux autres prix observés dans cette zone. Prière de corriger ou de confirmer avec le QG. Avertissement!!! Le ménage a consommé 14 Pièce Grand de Sucre en morceaux, cette quantité semble anormale pour une consommation des 7 derniers jours.Prière de corriger ou de confirmer avec le QG. Avertissement!!! Le ménage a consommé 7 Paquet Petit de Thé en sachet, cette quantité semble anormale pour une consommation des 7 derniers jours.Prière de corriger ou de confirmer avec le QG. Avertissement!! le prix unitaire (125 Fcfa) de Thé en sachet (unité: Paquet) de taille Petit est très faible ou élevé. Prière de corriger ou de confirmer avec le QG. Attention ! Le prix unitaire d'achat (125 Fcfa) de Thé en sachet en Paquet (Petit) est relativement élevé par rapport aux autres prix observés dans cette zone. Prière de corriger ou de confirmer avec le QG. Difficile de consommer le Sel en Boite (Autre que la boite/pot de tomate) Tres petit prière de verifier. Le prix d'achat unitaire (60000 Fcfa) de Mil en Sac (50 Kg) de taille taille unique semble élevé, prière de regarder les reponses prises dans les questions s07bq07a s07bq07b s07bq07c s07bq08 pour mieux corriger.</w:t>
       </w:r>
     </w:p>
     <w:p>
